--- a/Отчёт СПО, лаб2.docx
+++ b/Отчёт СПО, лаб2.docx
@@ -1,6 +1,6 @@
 
 <file path=word/document.xml><?xml version="1.0" encoding="utf-8"?>
-<w:document xmlns:wpc="http://schemas.microsoft.com/office/word/2010/wordprocessingCanvas" xmlns:cx="http://schemas.microsoft.com/office/drawing/2014/chartex" xmlns:cx1="http://schemas.microsoft.com/office/drawing/2015/9/8/chartex" xmlns:cx2="http://schemas.microsoft.com/office/drawing/2015/10/21/chartex" xmlns:cx3="http://schemas.microsoft.com/office/drawing/2016/5/9/chartex" xmlns:cx4="http://schemas.microsoft.com/office/drawing/2016/5/10/chartex" xmlns:cx5="http://schemas.microsoft.com/office/drawing/2016/5/11/chartex" xmlns:cx6="http://schemas.microsoft.com/office/drawing/2016/5/12/chartex" xmlns:cx7="http://schemas.microsoft.com/office/drawing/2016/5/13/chartex" xmlns:cx8="http://schemas.microsoft.com/office/drawing/2016/5/14/chartex" xmlns:mc="http://schemas.openxmlformats.org/markup-compatibility/2006" xmlns:aink="http://schemas.microsoft.com/office/drawing/2016/ink" xmlns:am3d="http://schemas.microsoft.com/office/drawing/2017/model3d" xmlns:o="urn:schemas-microsoft-com:office:office" xmlns:oel="http://schemas.microsoft.com/office/2019/extlst" xmlns:r="http://schemas.openxmlformats.org/officeDocument/2006/relationships" xmlns:m="http://schemas.openxmlformats.org/officeDocument/2006/math" xmlns:v="urn:schemas-microsoft-com:vml" xmlns:wp14="http://schemas.microsoft.com/office/word/2010/wordprocessingDrawing" xmlns:wp="http://schemas.openxmlformats.org/drawingml/2006/wordprocessingDrawing" xmlns:w10="urn:schemas-microsoft-com:office:word" xmlns:w="http://schemas.openxmlformats.org/wordprocessingml/2006/main" xmlns:w14="http://schemas.microsoft.com/office/word/2010/wordml" xmlns:w15="http://schemas.microsoft.com/office/word/2012/wordml" xmlns:w16cex="http://schemas.microsoft.com/office/word/2018/wordml/cex" xmlns:w16cid="http://schemas.microsoft.com/office/word/2016/wordml/cid" xmlns:w16="http://schemas.microsoft.com/office/word/2018/wordml" xmlns:w16du="http://schemas.microsoft.com/office/word/2023/wordml/word16du" xmlns:w16sdtdh="http://schemas.microsoft.com/office/word/2020/wordml/sdtdatahash" xmlns:w16sdtfl="http://schemas.microsoft.com/office/word/2024/wordml/sdtformatlock" xmlns:w16se="http://schemas.microsoft.com/office/word/2015/wordml/symex" xmlns:wpg="http://schemas.microsoft.com/office/word/2010/wordprocessingGroup" xmlns:wpi="http://schemas.microsoft.com/office/word/2010/wordprocessingInk" xmlns:wne="http://schemas.microsoft.com/office/word/2006/wordml" xmlns:wps="http://schemas.microsoft.com/office/word/2010/wordprocessingShape" mc:Ignorable="w14 w15 w16se w16cid w16 w16cex w16sdtdh w16sdtfl w16du wp14">
+<w:document xmlns:wpc="http://schemas.microsoft.com/office/word/2010/wordprocessingCanvas" xmlns:cx="http://schemas.microsoft.com/office/drawing/2014/chartex" xmlns:cx1="http://schemas.microsoft.com/office/drawing/2015/9/8/chartex" xmlns:cx2="http://schemas.microsoft.com/office/drawing/2015/10/21/chartex" xmlns:cx3="http://schemas.microsoft.com/office/drawing/2016/5/9/chartex" xmlns:cx4="http://schemas.microsoft.com/office/drawing/2016/5/10/chartex" xmlns:cx5="http://schemas.microsoft.com/office/drawing/2016/5/11/chartex" xmlns:cx6="http://schemas.microsoft.com/office/drawing/2016/5/12/chartex" xmlns:cx7="http://schemas.microsoft.com/office/drawing/2016/5/13/chartex" xmlns:cx8="http://schemas.microsoft.com/office/drawing/2016/5/14/chartex" xmlns:mc="http://schemas.openxmlformats.org/markup-compatibility/2006" xmlns:aink="http://schemas.microsoft.com/office/drawing/2016/ink" xmlns:am3d="http://schemas.microsoft.com/office/drawing/2017/model3d" xmlns:o="urn:schemas-microsoft-com:office:office" xmlns:oel="http://schemas.microsoft.com/office/2019/extlst" xmlns:r="http://schemas.openxmlformats.org/officeDocument/2006/relationships" xmlns:m="http://schemas.openxmlformats.org/officeDocument/2006/math" xmlns:v="urn:schemas-microsoft-com:vml" xmlns:wp14="http://schemas.microsoft.com/office/word/2010/wordprocessingDrawing" xmlns:wp="http://schemas.openxmlformats.org/drawingml/2006/wordprocessingDrawing" xmlns:w10="urn:schemas-microsoft-com:office:word" xmlns:w="http://schemas.openxmlformats.org/wordprocessingml/2006/main" xmlns:w14="http://schemas.microsoft.com/office/word/2010/wordml" xmlns:w15="http://schemas.microsoft.com/office/word/2012/wordml" xmlns:w16cex="http://schemas.microsoft.com/office/word/2018/wordml/cex" xmlns:w16cid="http://schemas.microsoft.com/office/word/2016/wordml/cid" xmlns:w16="http://schemas.microsoft.com/office/word/2018/wordml" xmlns:w16sdtdh="http://schemas.microsoft.com/office/word/2020/wordml/sdtdatahash" xmlns:w16se="http://schemas.microsoft.com/office/word/2015/wordml/symex" xmlns:wpg="http://schemas.microsoft.com/office/word/2010/wordprocessingGroup" xmlns:wpi="http://schemas.microsoft.com/office/word/2010/wordprocessingInk" xmlns:wne="http://schemas.microsoft.com/office/word/2006/wordml" xmlns:wps="http://schemas.microsoft.com/office/word/2010/wordprocessingShape" mc:Ignorable="w14 w15 w16se w16cid w16 w16cex w16sdtdh wp14">
   <w:body>
     <w:p>
       <w:pPr>
@@ -1062,10 +1062,16 @@
       </w:r>
     </w:p>
     <w:p>
+      <w:pPr>
+        <w:rPr>
+          <w:lang w:val="ru-RU"/>
+        </w:rPr>
+      </w:pPr>
       <w:r>
         <w:rPr>
           <w:b/>
           <w:sz w:val="28"/>
+          <w:lang w:val="ru-RU"/>
         </w:rPr>
         <w:lastRenderedPageBreak/>
         <w:t>Схема алгоритма по ГОСТ 19.701-90</w:t>
@@ -1074,6 +1080,7 @@
         <w:rPr>
           <w:b/>
           <w:sz w:val="28"/>
+          <w:lang w:val="ru-RU"/>
         </w:rPr>
         <w:br/>
       </w:r>
@@ -1082,46 +1089,36 @@
       <w:pPr>
         <w:spacing w:after="80"/>
         <w:jc w:val="center"/>
+        <w:rPr>
+          <w:lang w:val="ru-RU"/>
+        </w:rPr>
       </w:pPr>
       <w:r>
-        <w:rPr>
-          <w:noProof/>
-        </w:rPr>
-        <w:drawing>
-          <wp:inline distT="0" distB="0" distL="0" distR="0" wp14:anchorId="3545AFF8" wp14:editId="4D7C876C">
-            <wp:extent cx="5669280" cy="7307580"/>
-            <wp:effectExtent l="0" t="0" r="0" b="0"/>
-            <wp:docPr id="1" name="Picture 1"/>
-            <wp:cNvGraphicFramePr>
-              <a:graphicFrameLocks xmlns:a="http://schemas.openxmlformats.org/drawingml/2006/main" noChangeAspect="1"/>
-            </wp:cNvGraphicFramePr>
-            <a:graphic xmlns:a="http://schemas.openxmlformats.org/drawingml/2006/main">
-              <a:graphicData uri="http://schemas.openxmlformats.org/drawingml/2006/picture">
-                <pic:pic xmlns:pic="http://schemas.openxmlformats.org/drawingml/2006/picture">
-                  <pic:nvPicPr>
-                    <pic:cNvPr id="0" name="scheme_part1_cropped.png"/>
-                    <pic:cNvPicPr/>
-                  </pic:nvPicPr>
-                  <pic:blipFill>
-                    <a:blip r:embed="rId6"/>
-                    <a:stretch>
-                      <a:fillRect/>
-                    </a:stretch>
-                  </pic:blipFill>
-                  <pic:spPr>
-                    <a:xfrm>
-                      <a:off x="0" y="0"/>
-                      <a:ext cx="5669280" cy="7307580"/>
-                    </a:xfrm>
-                    <a:prstGeom prst="rect">
-                      <a:avLst/>
-                    </a:prstGeom>
-                  </pic:spPr>
-                </pic:pic>
-              </a:graphicData>
-            </a:graphic>
-          </wp:inline>
-        </w:drawing>
+        <w:object w:dxaOrig="8952" w:dyaOrig="20124" w14:anchorId="73DB1986">
+          <v:shapetype id="_x0000_t75" coordsize="21600,21600" o:spt="75" o:preferrelative="t" path="m@4@5l@4@11@9@11@9@5xe" filled="f" stroked="f">
+            <v:stroke joinstyle="miter"/>
+            <v:formulas>
+              <v:f eqn="if lineDrawn pixelLineWidth 0"/>
+              <v:f eqn="sum @0 1 0"/>
+              <v:f eqn="sum 0 0 @1"/>
+              <v:f eqn="prod @2 1 2"/>
+              <v:f eqn="prod @3 21600 pixelWidth"/>
+              <v:f eqn="prod @3 21600 pixelHeight"/>
+              <v:f eqn="sum @0 0 1"/>
+              <v:f eqn="prod @6 1 2"/>
+              <v:f eqn="prod @7 21600 pixelWidth"/>
+              <v:f eqn="sum @8 21600 0"/>
+              <v:f eqn="prod @7 21600 pixelHeight"/>
+              <v:f eqn="sum @10 21600 0"/>
+            </v:formulas>
+            <v:path o:extrusionok="f" gradientshapeok="t" o:connecttype="rect"/>
+            <o:lock v:ext="edit" aspectratio="t"/>
+          </v:shapetype>
+          <v:shape id="_x0000_i1025" type="#_x0000_t75" style="width:271.2pt;height:609.6pt" o:ole="">
+            <v:imagedata r:id="rId6" o:title=""/>
+          </v:shape>
+          <o:OLEObject Type="Embed" ProgID="Visio.Drawing.15" ShapeID="_x0000_i1025" DrawAspect="Content" ObjectID="_1852389952" r:id="rId7"/>
+        </w:object>
       </w:r>
     </w:p>
     <w:p>
@@ -1132,11 +1129,17 @@
         <w:rPr>
           <w:i/>
           <w:sz w:val="21"/>
-        </w:rPr>
-        <w:t>Рисунок 1. Схема алгоритма. Часть 1</w:t>
+          <w:lang w:val="ru-RU"/>
+        </w:rPr>
+        <w:t xml:space="preserve">Рисунок 1. </w:t>
       </w:r>
-    </w:p>
-    <w:p>
+      <w:r>
+        <w:rPr>
+          <w:i/>
+          <w:sz w:val="21"/>
+        </w:rPr>
+        <w:t>Схема алгоритма. Часть 1</w:t>
+      </w:r>
       <w:r>
         <w:br w:type="page"/>
       </w:r>
@@ -1147,45 +1150,12 @@
         <w:jc w:val="center"/>
       </w:pPr>
       <w:r>
-        <w:rPr>
-          <w:noProof/>
-        </w:rPr>
-        <w:lastRenderedPageBreak/>
-        <w:drawing>
-          <wp:inline distT="0" distB="0" distL="0" distR="0" wp14:anchorId="3D641B44" wp14:editId="4476E229">
-            <wp:extent cx="5669280" cy="7396480"/>
-            <wp:effectExtent l="0" t="0" r="0" b="0"/>
-            <wp:docPr id="2" name="Picture 2"/>
-            <wp:cNvGraphicFramePr>
-              <a:graphicFrameLocks xmlns:a="http://schemas.openxmlformats.org/drawingml/2006/main" noChangeAspect="1"/>
-            </wp:cNvGraphicFramePr>
-            <a:graphic xmlns:a="http://schemas.openxmlformats.org/drawingml/2006/main">
-              <a:graphicData uri="http://schemas.openxmlformats.org/drawingml/2006/picture">
-                <pic:pic xmlns:pic="http://schemas.openxmlformats.org/drawingml/2006/picture">
-                  <pic:nvPicPr>
-                    <pic:cNvPr id="0" name="scheme_part2_cropped.png"/>
-                    <pic:cNvPicPr/>
-                  </pic:nvPicPr>
-                  <pic:blipFill>
-                    <a:blip r:embed="rId7"/>
-                    <a:stretch>
-                      <a:fillRect/>
-                    </a:stretch>
-                  </pic:blipFill>
-                  <pic:spPr>
-                    <a:xfrm>
-                      <a:off x="0" y="0"/>
-                      <a:ext cx="5669280" cy="7396480"/>
-                    </a:xfrm>
-                    <a:prstGeom prst="rect">
-                      <a:avLst/>
-                    </a:prstGeom>
-                  </pic:spPr>
-                </pic:pic>
-              </a:graphicData>
-            </a:graphic>
-          </wp:inline>
-        </w:drawing>
+        <w:object w:dxaOrig="13836" w:dyaOrig="12817" w14:anchorId="106371FF">
+          <v:shape id="_x0000_i1028" type="#_x0000_t75" style="width:503.4pt;height:466.8pt" o:ole="">
+            <v:imagedata r:id="rId8" o:title=""/>
+          </v:shape>
+          <o:OLEObject Type="Embed" ProgID="Visio.Drawing.15" ShapeID="_x0000_i1028" DrawAspect="Content" ObjectID="_1852389953" r:id="rId9"/>
+        </w:object>
       </w:r>
     </w:p>
     <w:p>
@@ -3975,7 +3945,7 @@
                     <pic:cNvPicPr/>
                   </pic:nvPicPr>
                   <pic:blipFill>
-                    <a:blip r:embed="rId8"/>
+                    <a:blip r:embed="rId10"/>
                     <a:stretch>
                       <a:fillRect/>
                     </a:stretch>
@@ -4007,7 +3977,7 @@
 </file>
 
 <file path=word/numbering.xml><?xml version="1.0" encoding="utf-8"?>
-<w:numbering xmlns:wpc="http://schemas.microsoft.com/office/word/2010/wordprocessingCanvas" xmlns:cx="http://schemas.microsoft.com/office/drawing/2014/chartex" xmlns:cx1="http://schemas.microsoft.com/office/drawing/2015/9/8/chartex" xmlns:cx2="http://schemas.microsoft.com/office/drawing/2015/10/21/chartex" xmlns:cx3="http://schemas.microsoft.com/office/drawing/2016/5/9/chartex" xmlns:cx4="http://schemas.microsoft.com/office/drawing/2016/5/10/chartex" xmlns:cx5="http://schemas.microsoft.com/office/drawing/2016/5/11/chartex" xmlns:cx6="http://schemas.microsoft.com/office/drawing/2016/5/12/chartex" xmlns:cx7="http://schemas.microsoft.com/office/drawing/2016/5/13/chartex" xmlns:cx8="http://schemas.microsoft.com/office/drawing/2016/5/14/chartex" xmlns:mc="http://schemas.openxmlformats.org/markup-compatibility/2006" xmlns:aink="http://schemas.microsoft.com/office/drawing/2016/ink" xmlns:am3d="http://schemas.microsoft.com/office/drawing/2017/model3d" xmlns:o="urn:schemas-microsoft-com:office:office" xmlns:oel="http://schemas.microsoft.com/office/2019/extlst" xmlns:r="http://schemas.openxmlformats.org/officeDocument/2006/relationships" xmlns:m="http://schemas.openxmlformats.org/officeDocument/2006/math" xmlns:v="urn:schemas-microsoft-com:vml" xmlns:wp14="http://schemas.microsoft.com/office/word/2010/wordprocessingDrawing" xmlns:wp="http://schemas.openxmlformats.org/drawingml/2006/wordprocessingDrawing" xmlns:w10="urn:schemas-microsoft-com:office:word" xmlns:w="http://schemas.openxmlformats.org/wordprocessingml/2006/main" xmlns:w14="http://schemas.microsoft.com/office/word/2010/wordml" xmlns:w15="http://schemas.microsoft.com/office/word/2012/wordml" xmlns:w16cex="http://schemas.microsoft.com/office/word/2018/wordml/cex" xmlns:w16cid="http://schemas.microsoft.com/office/word/2016/wordml/cid" xmlns:w16="http://schemas.microsoft.com/office/word/2018/wordml" xmlns:w16du="http://schemas.microsoft.com/office/word/2023/wordml/word16du" xmlns:w16sdtdh="http://schemas.microsoft.com/office/word/2020/wordml/sdtdatahash" xmlns:w16sdtfl="http://schemas.microsoft.com/office/word/2024/wordml/sdtformatlock" xmlns:w16se="http://schemas.microsoft.com/office/word/2015/wordml/symex" xmlns:wpg="http://schemas.microsoft.com/office/word/2010/wordprocessingGroup" xmlns:wpi="http://schemas.microsoft.com/office/word/2010/wordprocessingInk" xmlns:wne="http://schemas.microsoft.com/office/word/2006/wordml" xmlns:wps="http://schemas.microsoft.com/office/word/2010/wordprocessingShape" mc:Ignorable="w14 w15 w16se w16cid w16 w16cex w16sdtdh w16sdtfl w16du wp14">
+<w:numbering xmlns:wpc="http://schemas.microsoft.com/office/word/2010/wordprocessingCanvas" xmlns:cx="http://schemas.microsoft.com/office/drawing/2014/chartex" xmlns:cx1="http://schemas.microsoft.com/office/drawing/2015/9/8/chartex" xmlns:cx2="http://schemas.microsoft.com/office/drawing/2015/10/21/chartex" xmlns:cx3="http://schemas.microsoft.com/office/drawing/2016/5/9/chartex" xmlns:cx4="http://schemas.microsoft.com/office/drawing/2016/5/10/chartex" xmlns:cx5="http://schemas.microsoft.com/office/drawing/2016/5/11/chartex" xmlns:cx6="http://schemas.microsoft.com/office/drawing/2016/5/12/chartex" xmlns:cx7="http://schemas.microsoft.com/office/drawing/2016/5/13/chartex" xmlns:cx8="http://schemas.microsoft.com/office/drawing/2016/5/14/chartex" xmlns:mc="http://schemas.openxmlformats.org/markup-compatibility/2006" xmlns:aink="http://schemas.microsoft.com/office/drawing/2016/ink" xmlns:am3d="http://schemas.microsoft.com/office/drawing/2017/model3d" xmlns:o="urn:schemas-microsoft-com:office:office" xmlns:oel="http://schemas.microsoft.com/office/2019/extlst" xmlns:r="http://schemas.openxmlformats.org/officeDocument/2006/relationships" xmlns:m="http://schemas.openxmlformats.org/officeDocument/2006/math" xmlns:v="urn:schemas-microsoft-com:vml" xmlns:wp14="http://schemas.microsoft.com/office/word/2010/wordprocessingDrawing" xmlns:wp="http://schemas.openxmlformats.org/drawingml/2006/wordprocessingDrawing" xmlns:w10="urn:schemas-microsoft-com:office:word" xmlns:w="http://schemas.openxmlformats.org/wordprocessingml/2006/main" xmlns:w14="http://schemas.microsoft.com/office/word/2010/wordml" xmlns:w15="http://schemas.microsoft.com/office/word/2012/wordml" xmlns:w16cex="http://schemas.microsoft.com/office/word/2018/wordml/cex" xmlns:w16cid="http://schemas.microsoft.com/office/word/2016/wordml/cid" xmlns:w16="http://schemas.microsoft.com/office/word/2018/wordml" xmlns:w16sdtdh="http://schemas.microsoft.com/office/word/2020/wordml/sdtdatahash" xmlns:w16se="http://schemas.microsoft.com/office/word/2015/wordml/symex" xmlns:wpg="http://schemas.microsoft.com/office/word/2010/wordprocessingGroup" xmlns:wpi="http://schemas.microsoft.com/office/word/2010/wordprocessingInk" xmlns:wne="http://schemas.microsoft.com/office/word/2006/wordml" xmlns:wps="http://schemas.microsoft.com/office/word/2010/wordprocessingShape" mc:Ignorable="w14 w15 w16se w16cid w16 w16cex w16sdtdh wp14">
   <w:abstractNum w:abstractNumId="0" w15:restartNumberingAfterBreak="0">
     <w:nsid w:val="FFFFFF7C"/>
     <w:multiLevelType w:val="singleLevel"/>
@@ -4210,7 +4180,7 @@
 </file>
 
 <file path=word/styles.xml><?xml version="1.0" encoding="utf-8"?>
-<w:styles xmlns:mc="http://schemas.openxmlformats.org/markup-compatibility/2006" xmlns:r="http://schemas.openxmlformats.org/officeDocument/2006/relationships" xmlns:w="http://schemas.openxmlformats.org/wordprocessingml/2006/main" xmlns:w14="http://schemas.microsoft.com/office/word/2010/wordml" xmlns:w15="http://schemas.microsoft.com/office/word/2012/wordml" xmlns:w16cex="http://schemas.microsoft.com/office/word/2018/wordml/cex" xmlns:w16cid="http://schemas.microsoft.com/office/word/2016/wordml/cid" xmlns:w16="http://schemas.microsoft.com/office/word/2018/wordml" xmlns:w16du="http://schemas.microsoft.com/office/word/2023/wordml/word16du" xmlns:w16sdtdh="http://schemas.microsoft.com/office/word/2020/wordml/sdtdatahash" xmlns:w16sdtfl="http://schemas.microsoft.com/office/word/2024/wordml/sdtformatlock" xmlns:w16se="http://schemas.microsoft.com/office/word/2015/wordml/symex" mc:Ignorable="w14 w15 w16se w16cid w16 w16cex w16sdtdh w16sdtfl w16du">
+<w:styles xmlns:mc="http://schemas.openxmlformats.org/markup-compatibility/2006" xmlns:r="http://schemas.openxmlformats.org/officeDocument/2006/relationships" xmlns:w="http://schemas.openxmlformats.org/wordprocessingml/2006/main" xmlns:w14="http://schemas.microsoft.com/office/word/2010/wordml" xmlns:w15="http://schemas.microsoft.com/office/word/2012/wordml" xmlns:w16cex="http://schemas.microsoft.com/office/word/2018/wordml/cex" xmlns:w16cid="http://schemas.microsoft.com/office/word/2016/wordml/cid" xmlns:w16="http://schemas.microsoft.com/office/word/2018/wordml" xmlns:w16sdtdh="http://schemas.microsoft.com/office/word/2020/wordml/sdtdatahash" xmlns:w16se="http://schemas.microsoft.com/office/word/2015/wordml/symex" mc:Ignorable="w14 w15 w16se w16cid w16 w16cex w16sdtdh">
   <w:docDefaults>
     <w:rPrDefault>
       <w:rPr>
